--- a/docs/manuscript_draft.docx
+++ b/docs/manuscript_draft.docx
@@ -460,7 +460,7 @@
         <w:t xml:space="preserve"> </w:t>
       </w:r>
       <w:r>
-        <w:t xml:space="preserve">narrative is not required to explain the low-versus-zero axis: it is generic morphology tracking TCGA acquisition structure (Figure 2, Table 1).</w:t>
+        <w:t xml:space="preserve">narrative is not required to explain the low-versus-zero axis: it is generic morphology tracking TCGA acquisition structure (Figure 1, Table 1).</w:t>
       </w:r>
     </w:p>
     <w:bookmarkEnd w:id="12"/>
@@ -605,7 +605,7 @@
         <w:pStyle w:val="BodyText"/>
       </w:pPr>
       <w:r>
-        <w:t xml:space="preserve">After cellularity control, channel-specific signal was the exception, not the rule (Figure 4). Aggregating across sections: the</w:t>
+        <w:t xml:space="preserve">After cellularity control, channel-specific signal was the exception, not the rule (Figure 3). Aggregating across sections: the</w:t>
       </w:r>
       <w:r>
         <w:t xml:space="preserve"> </w:t>
@@ -671,7 +671,7 @@
         <w:t xml:space="preserve"> </w:t>
       </w:r>
       <w:r>
-        <w:t xml:space="preserve">(Figure 6). Agreement with the training modality does not predict specificity against an independent one.</w:t>
+        <w:t xml:space="preserve">(Figure 5). Agreement with the training modality does not predict specificity against an independent one.</w:t>
       </w:r>
     </w:p>
     <w:bookmarkEnd w:id="14"/>
@@ -759,7 +759,7 @@
         <w:t xml:space="preserve"> </w:t>
       </w:r>
       <w:r>
-        <w:t xml:space="preserve">channel×sample measurements. Only the T-cell channels (CD8, and CD4 where measured) were reliably shared; GigaTIME additionally recovered CD3/CD11c/CK, whereas ROSIE instead recovered CD14/CD68 (Figure 5). Because two independent models give different per-channel answers on the same tissue, no single model’s virtual channels can be trusted as quantitative cell-type readouts. (Both models are applied out-of-domain to breast — GigaTIME trained on lung, ROSIE on colorectal — a fair, like-for-like cross-organ comparison.)</w:t>
+        <w:t xml:space="preserve">channel×sample measurements. Only the T-cell channels (CD8, and CD4 where measured) were reliably shared; GigaTIME additionally recovered CD3/CD11c/CK, whereas ROSIE instead recovered CD14/CD68 (Figure 4). Because two independent models give different per-channel answers on the same tissue, no single model’s virtual channels can be trusted as quantitative cell-type readouts. (Both models are applied out-of-domain to breast — GigaTIME trained on lung, ROSIE on colorectal — a fair, like-for-like cross-organ comparison.)</w:t>
       </w:r>
     </w:p>
     <w:bookmarkEnd w:id="15"/>
@@ -1306,7 +1306,7 @@
         <w:t xml:space="preserve"> </w:t>
       </w:r>
       <w:r>
-        <w:t xml:space="preserve">Study design: the apparent biomarker and the four falsification tests (confound baselines, generic embeddings, external single-scanner cohort, independent-modality specificity audit + second model).</w:t>
+        <w:t xml:space="preserve">The confound, in one panel. HER2-low-vs-zero balanced accuracy for GigaTIME virtual channels vs a generic foundation-model embedding (H-Optimus-0) vs slide-size and source-site baselines, under repeated cross-validation versus leave-source-site-out. Slide-size stays high under both validations; the image features collapse under source-site holdout. (Virchow2 replicates — Table 1.)</w:t>
       </w:r>
       <w:r>
         <w:t xml:space="preserve"> </w:t>
@@ -1315,7 +1315,7 @@
         <w:rPr>
           <w:rStyle w:val="VerbatimChar"/>
         </w:rPr>
-        <w:t xml:space="preserve">docs/assets/manuscript/figure1_study_design.png</w:t>
+        <w:t xml:space="preserve">docs/assets/clinical_her2_high_trust_tile128_hoptimus_embedding_control/embedding_control_balanced_accuracy.png</w:t>
       </w:r>
     </w:p>
     <w:p>
@@ -1337,7 +1337,7 @@
         <w:t xml:space="preserve"> </w:t>
       </w:r>
       <w:r>
-        <w:t xml:space="preserve">HER2-low-vs-zero balanced accuracy: GigaTIME vs generic embeddings (H-Optimus-0, Virchow2) vs slide-size/source-site baselines, under repeated CV vs leave-source-site-out.</w:t>
+        <w:t xml:space="preserve">External single-scanner cohort (BCNB): two-model performance and concordance.</w:t>
       </w:r>
       <w:r>
         <w:t xml:space="preserve"> </w:t>
@@ -1346,7 +1346,7 @@
         <w:rPr>
           <w:rStyle w:val="VerbatimChar"/>
         </w:rPr>
-        <w:t xml:space="preserve">docs/assets/clinical_her2_high_trust_tile128_hoptimus_embedding_control/embedding_control_balanced_accuracy.png</w:t>
+        <w:t xml:space="preserve">docs/assets/bcnb_patch_model_comparison_hoptimus0_virchow2_hash_capped10_low_zero/bcnb_patch_model_comparison_metrics.png</w:t>
       </w:r>
     </w:p>
     <w:p>
@@ -1368,7 +1368,7 @@
         <w:t xml:space="preserve"> </w:t>
       </w:r>
       <w:r>
-        <w:t xml:space="preserve">External single-scanner (BCNB) performance and covariate attenuation across grade/receptor/subtype strata.</w:t>
+        <w:t xml:space="preserve">Cross-sample virtual-channel RNA specificity (cellularity-controlled partial r; 9 sections × 2 platforms).</w:t>
       </w:r>
       <w:r>
         <w:t xml:space="preserve"> </w:t>
@@ -1377,22 +1377,7 @@
         <w:rPr>
           <w:rStyle w:val="VerbatimChar"/>
         </w:rPr>
-        <w:t xml:space="preserve">docs/assets/bcnb_patch_score_covariate_drivers_*</w:t>
-      </w:r>
-      <w:r>
-        <w:t xml:space="preserve"> </w:t>
-      </w:r>
-      <w:r>
-        <w:t xml:space="preserve">/</w:t>
-      </w:r>
-      <w:r>
-        <w:t xml:space="preserve"> </w:t>
-      </w:r>
-      <w:r>
-        <w:rPr>
-          <w:rStyle w:val="VerbatimChar"/>
-        </w:rPr>
-        <w:t xml:space="preserve">..._stratified_performance_*</w:t>
+        <w:t xml:space="preserve">docs/assets/hest_rna_validation_summary/cross_sample_partial_r.png</w:t>
       </w:r>
     </w:p>
     <w:p>
@@ -1414,7 +1399,7 @@
         <w:t xml:space="preserve"> </w:t>
       </w:r>
       <w:r>
-        <w:t xml:space="preserve">Cross-sample virtual-channel RNA specificity (cellularity-controlled partial r; 9 sections × 2 platforms).</w:t>
+        <w:t xml:space="preserve">Two-model comparison (GigaTIME vs ROSIE) per channel × sample; the models disagree (concordance r=0.12).</w:t>
       </w:r>
       <w:r>
         <w:t xml:space="preserve"> </w:t>
@@ -1423,7 +1408,19 @@
         <w:rPr>
           <w:rStyle w:val="VerbatimChar"/>
         </w:rPr>
-        <w:t xml:space="preserve">docs/assets/hest_rna_validation_summary/cross_sample_partial_r.png</w:t>
+        <w:t xml:space="preserve">docs/assets/gigatime_vs_rosie_field_level/gigatime_partial_r.png</w:t>
+      </w:r>
+      <w:r>
+        <w:t xml:space="preserve">,</w:t>
+      </w:r>
+      <w:r>
+        <w:t xml:space="preserve"> </w:t>
+      </w:r>
+      <w:r>
+        <w:rPr>
+          <w:rStyle w:val="VerbatimChar"/>
+        </w:rPr>
+        <w:t xml:space="preserve">..._rosie_partial_r.png</w:t>
       </w:r>
     </w:p>
     <w:p>
@@ -1445,7 +1442,7 @@
         <w:t xml:space="preserve"> </w:t>
       </w:r>
       <w:r>
-        <w:t xml:space="preserve">Two-model comparison (GigaTIME vs ROSIE) per channel × sample; the models disagree.</w:t>
+        <w:t xml:space="preserve">GigaTIME measured-mIF agreement (recomputed) vs independent RNA specificity: agreement does not predict specificity.</w:t>
       </w:r>
       <w:r>
         <w:t xml:space="preserve"> </w:t>
@@ -1454,19 +1451,7 @@
         <w:rPr>
           <w:rStyle w:val="VerbatimChar"/>
         </w:rPr>
-        <w:t xml:space="preserve">docs/assets/gigatime_vs_rosie_field_level/gigatime_partial_r.png</w:t>
-      </w:r>
-      <w:r>
-        <w:t xml:space="preserve">,</w:t>
-      </w:r>
-      <w:r>
-        <w:t xml:space="preserve"> </w:t>
-      </w:r>
-      <w:r>
-        <w:rPr>
-          <w:rStyle w:val="VerbatimChar"/>
-        </w:rPr>
-        <w:t xml:space="preserve">..._rosie_partial_r.png</w:t>
+        <w:t xml:space="preserve">docs/assets/gigatime_vs_rna_specificity/mif_agreement_vs_rna_specificity_scatter.png</w:t>
       </w:r>
     </w:p>
     <w:p>
@@ -1482,37 +1467,6 @@
           <w:b/>
           <w:bCs/>
         </w:rPr>
-        <w:t xml:space="preserve">Figure 6.</w:t>
-      </w:r>
-      <w:r>
-        <w:t xml:space="preserve"> </w:t>
-      </w:r>
-      <w:r>
-        <w:t xml:space="preserve">GigaTIME measured-mIF agreement (recomputed) vs independent RNA specificity: agreement does not predict specificity.</w:t>
-      </w:r>
-      <w:r>
-        <w:t xml:space="preserve"> </w:t>
-      </w:r>
-      <w:r>
-        <w:rPr>
-          <w:rStyle w:val="VerbatimChar"/>
-        </w:rPr>
-        <w:t xml:space="preserve">docs/assets/gigatime_vs_rna_specificity/mif_agreement_vs_rna_specificity_scatter.png</w:t>
-      </w:r>
-    </w:p>
-    <w:p>
-      <w:pPr>
-        <w:pStyle w:val="Compact"/>
-        <w:numPr>
-          <w:ilvl w:val="0"/>
-          <w:numId w:val="1001"/>
-        </w:numPr>
-      </w:pPr>
-      <w:r>
-        <w:rPr>
-          <w:b/>
-          <w:bCs/>
-        </w:rPr>
         <w:t xml:space="preserve">Table 1.</w:t>
       </w:r>
       <w:r>
@@ -1852,7 +1806,7 @@
     </w:p>
     <w:bookmarkEnd w:id="22"/>
     <w:bookmarkEnd w:id="23"/>
-    <w:bookmarkStart w:id="45" w:name="table-1-and-figures-rendered"/>
+    <w:bookmarkStart w:id="42" w:name="table-1-and-figures-rendered"/>
     <w:p>
       <w:pPr>
         <w:pStyle w:val="Heading1"/>
@@ -2086,85 +2040,20 @@
       <w:r>
         <w:drawing>
           <wp:inline>
-            <wp:extent cx="5334000" cy="6308153"/>
+            <wp:extent cx="5334000" cy="2712796"/>
             <wp:effectExtent b="0" l="0" r="0" t="0"/>
-            <wp:docPr descr="Figure 1. Study design: the apparent biomarker and the four falsification tests." title="" id="25" name="Picture"/>
+            <wp:docPr descr="Figure 1. The confound in one panel: HER2-low-vs-zero balanced accuracy for GigaTIME virtual channels vs a generic foundation-model embedding (H-Optimus-0) vs slide-size and source-site baselines, under repeated cross-validation versus leave-source-site-out. Slide-size stays high under both; the image features collapse under source-site holdout." title="" id="25" name="Picture"/>
             <a:graphic>
               <a:graphicData uri="http://schemas.openxmlformats.org/drawingml/2006/picture">
                 <pic:pic>
                   <pic:nvPicPr>
-                    <pic:cNvPr descr="/Users/marjoripomarole/projects/brca-her2-pathology-ai/docs/assets/manuscript/figure1_study_design.png" id="26" name="Picture"/>
+                    <pic:cNvPr descr="/Users/marjoripomarole/projects/brca-her2-pathology-ai/docs/assets/clinical_her2_high_trust_tile128_hoptimus_embedding_control/embedding_control_balanced_accuracy.png" id="26" name="Picture"/>
                     <pic:cNvPicPr>
                       <a:picLocks noChangeArrowheads="1" noChangeAspect="1"/>
                     </pic:cNvPicPr>
                   </pic:nvPicPr>
                   <pic:blipFill>
                     <a:blip r:embed="rId24"/>
-                    <a:stretch>
-                      <a:fillRect/>
-                    </a:stretch>
-                  </pic:blipFill>
-                  <pic:spPr bwMode="auto">
-                    <a:xfrm>
-                      <a:off x="0" y="0"/>
-                      <a:ext cx="5334000" cy="6308153"/>
-                    </a:xfrm>
-                    <a:prstGeom prst="rect">
-                      <a:avLst/>
-                    </a:prstGeom>
-                    <a:noFill/>
-                    <a:ln w="9525">
-                      <a:noFill/>
-                      <a:headEnd/>
-                      <a:tailEnd/>
-                    </a:ln>
-                  </pic:spPr>
-                </pic:pic>
-              </a:graphicData>
-            </a:graphic>
-          </wp:inline>
-        </w:drawing>
-      </w:r>
-    </w:p>
-    <w:p>
-      <w:pPr>
-        <w:pStyle w:val="ImageCaption"/>
-      </w:pPr>
-      <w:r>
-        <w:rPr>
-          <w:b/>
-          <w:bCs/>
-        </w:rPr>
-        <w:t xml:space="preserve">Figure 1.</w:t>
-      </w:r>
-      <w:r>
-        <w:t xml:space="preserve"> </w:t>
-      </w:r>
-      <w:r>
-        <w:t xml:space="preserve">Study design: the apparent biomarker and the four falsification tests.</w:t>
-      </w:r>
-    </w:p>
-    <w:p>
-      <w:pPr>
-        <w:pStyle w:val="CaptionedFigure"/>
-      </w:pPr>
-      <w:r>
-        <w:drawing>
-          <wp:inline>
-            <wp:extent cx="5334000" cy="2712796"/>
-            <wp:effectExtent b="0" l="0" r="0" t="0"/>
-            <wp:docPr descr="Figure 2. HER2-low-vs-zero balanced accuracy: GigaTIME vs generic embeddings (H-Optimus-0, Virchow2) vs slide-size/source-site baselines, under repeated CV vs leave-source-site-out." title="" id="28" name="Picture"/>
-            <a:graphic>
-              <a:graphicData uri="http://schemas.openxmlformats.org/drawingml/2006/picture">
-                <pic:pic>
-                  <pic:nvPicPr>
-                    <pic:cNvPr descr="/Users/marjoripomarole/projects/brca-her2-pathology-ai/docs/assets/clinical_her2_high_trust_tile128_hoptimus_embedding_control/embedding_control_balanced_accuracy.png" id="29" name="Picture"/>
-                    <pic:cNvPicPr>
-                      <a:picLocks noChangeArrowheads="1" noChangeAspect="1"/>
-                    </pic:cNvPicPr>
-                  </pic:nvPicPr>
-                  <pic:blipFill>
-                    <a:blip r:embed="rId27"/>
                     <a:stretch>
                       <a:fillRect/>
                     </a:stretch>
@@ -2200,13 +2089,13 @@
           <w:b/>
           <w:bCs/>
         </w:rPr>
-        <w:t xml:space="preserve">Figure 2.</w:t>
-      </w:r>
-      <w:r>
-        <w:t xml:space="preserve"> </w:t>
-      </w:r>
-      <w:r>
-        <w:t xml:space="preserve">HER2-low-vs-zero balanced accuracy: GigaTIME vs generic embeddings (H-Optimus-0, Virchow2) vs slide-size/source-site baselines, under repeated CV vs leave-source-site-out.</w:t>
+        <w:t xml:space="preserve">Figure 1.</w:t>
+      </w:r>
+      <w:r>
+        <w:t xml:space="preserve"> </w:t>
+      </w:r>
+      <w:r>
+        <w:t xml:space="preserve">The confound in one panel: HER2-low-vs-zero balanced accuracy for GigaTIME virtual channels vs a generic foundation-model embedding (H-Optimus-0) vs slide-size and source-site baselines, under repeated cross-validation versus leave-source-site-out. Slide-size stays high under both; the image features collapse under source-site holdout.</w:t>
       </w:r>
     </w:p>
     <w:p>
@@ -2218,18 +2107,18 @@
           <wp:inline>
             <wp:extent cx="5334000" cy="2526338"/>
             <wp:effectExtent b="0" l="0" r="0" t="0"/>
-            <wp:docPr descr="Figure 3. External single-scanner cohort (BCNB): two-model performance and concordance." title="" id="31" name="Picture"/>
+            <wp:docPr descr="Figure 2. External single-scanner cohort (BCNB): two-model performance and concordance." title="" id="28" name="Picture"/>
             <a:graphic>
               <a:graphicData uri="http://schemas.openxmlformats.org/drawingml/2006/picture">
                 <pic:pic>
                   <pic:nvPicPr>
-                    <pic:cNvPr descr="/Users/marjoripomarole/projects/brca-her2-pathology-ai/docs/assets/bcnb_patch_model_comparison_hoptimus0_virchow2_hash_capped10_low_zero/bcnb_patch_model_comparison_metrics.png" id="32" name="Picture"/>
+                    <pic:cNvPr descr="/Users/marjoripomarole/projects/brca-her2-pathology-ai/docs/assets/bcnb_patch_model_comparison_hoptimus0_virchow2_hash_capped10_low_zero/bcnb_patch_model_comparison_metrics.png" id="29" name="Picture"/>
                     <pic:cNvPicPr>
                       <a:picLocks noChangeArrowheads="1" noChangeAspect="1"/>
                     </pic:cNvPicPr>
                   </pic:nvPicPr>
                   <pic:blipFill>
-                    <a:blip r:embed="rId30"/>
+                    <a:blip r:embed="rId27"/>
                     <a:stretch>
                       <a:fillRect/>
                     </a:stretch>
@@ -2265,7 +2154,7 @@
           <w:b/>
           <w:bCs/>
         </w:rPr>
-        <w:t xml:space="preserve">Figure 3.</w:t>
+        <w:t xml:space="preserve">Figure 2.</w:t>
       </w:r>
       <w:r>
         <w:t xml:space="preserve"> </w:t>
@@ -2283,18 +2172,18 @@
           <wp:inline>
             <wp:extent cx="5334000" cy="5010018"/>
             <wp:effectExtent b="0" l="0" r="0" t="0"/>
-            <wp:docPr descr="Figure 4. Cross-sample virtual-channel RNA specificity (cellularity-controlled partial r; 9 sections, 2 platforms)." title="" id="34" name="Picture"/>
+            <wp:docPr descr="Figure 3. Cross-sample virtual-channel RNA specificity (cellularity-controlled partial r; 9 sections, 2 platforms)." title="" id="31" name="Picture"/>
             <a:graphic>
               <a:graphicData uri="http://schemas.openxmlformats.org/drawingml/2006/picture">
                 <pic:pic>
                   <pic:nvPicPr>
-                    <pic:cNvPr descr="/Users/marjoripomarole/projects/brca-her2-pathology-ai/docs/assets/hest_rna_validation_summary/cross_sample_partial_r.png" id="35" name="Picture"/>
+                    <pic:cNvPr descr="/Users/marjoripomarole/projects/brca-her2-pathology-ai/docs/assets/hest_rna_validation_summary/cross_sample_partial_r.png" id="32" name="Picture"/>
                     <pic:cNvPicPr>
                       <a:picLocks noChangeArrowheads="1" noChangeAspect="1"/>
                     </pic:cNvPicPr>
                   </pic:nvPicPr>
                   <pic:blipFill>
-                    <a:blip r:embed="rId33"/>
+                    <a:blip r:embed="rId30"/>
                     <a:stretch>
                       <a:fillRect/>
                     </a:stretch>
@@ -2330,7 +2219,7 @@
           <w:b/>
           <w:bCs/>
         </w:rPr>
-        <w:t xml:space="preserve">Figure 4.</w:t>
+        <w:t xml:space="preserve">Figure 3.</w:t>
       </w:r>
       <w:r>
         <w:t xml:space="preserve"> </w:t>
@@ -2348,12 +2237,77 @@
           <wp:inline>
             <wp:extent cx="5334000" cy="5229411"/>
             <wp:effectExtent b="0" l="0" r="0" t="0"/>
-            <wp:docPr descr="Figure 5a. GigaTIME per-channel RNA specificity across samples." title="" id="37" name="Picture"/>
+            <wp:docPr descr="Figure 4a. GigaTIME per-channel RNA specificity across samples." title="" id="34" name="Picture"/>
             <a:graphic>
               <a:graphicData uri="http://schemas.openxmlformats.org/drawingml/2006/picture">
                 <pic:pic>
                   <pic:nvPicPr>
-                    <pic:cNvPr descr="/Users/marjoripomarole/projects/brca-her2-pathology-ai/docs/assets/gigatime_vs_rosie_field_level/gigatime_partial_r.png" id="38" name="Picture"/>
+                    <pic:cNvPr descr="/Users/marjoripomarole/projects/brca-her2-pathology-ai/docs/assets/gigatime_vs_rosie_field_level/gigatime_partial_r.png" id="35" name="Picture"/>
+                    <pic:cNvPicPr>
+                      <a:picLocks noChangeArrowheads="1" noChangeAspect="1"/>
+                    </pic:cNvPicPr>
+                  </pic:nvPicPr>
+                  <pic:blipFill>
+                    <a:blip r:embed="rId33"/>
+                    <a:stretch>
+                      <a:fillRect/>
+                    </a:stretch>
+                  </pic:blipFill>
+                  <pic:spPr bwMode="auto">
+                    <a:xfrm>
+                      <a:off x="0" y="0"/>
+                      <a:ext cx="5334000" cy="5229411"/>
+                    </a:xfrm>
+                    <a:prstGeom prst="rect">
+                      <a:avLst/>
+                    </a:prstGeom>
+                    <a:noFill/>
+                    <a:ln w="9525">
+                      <a:noFill/>
+                      <a:headEnd/>
+                      <a:tailEnd/>
+                    </a:ln>
+                  </pic:spPr>
+                </pic:pic>
+              </a:graphicData>
+            </a:graphic>
+          </wp:inline>
+        </w:drawing>
+      </w:r>
+    </w:p>
+    <w:p>
+      <w:pPr>
+        <w:pStyle w:val="ImageCaption"/>
+      </w:pPr>
+      <w:r>
+        <w:rPr>
+          <w:b/>
+          <w:bCs/>
+        </w:rPr>
+        <w:t xml:space="preserve">Figure 4a.</w:t>
+      </w:r>
+      <w:r>
+        <w:t xml:space="preserve"> </w:t>
+      </w:r>
+      <w:r>
+        <w:t xml:space="preserve">GigaTIME per-channel RNA specificity across samples.</w:t>
+      </w:r>
+    </w:p>
+    <w:p>
+      <w:pPr>
+        <w:pStyle w:val="CaptionedFigure"/>
+      </w:pPr>
+      <w:r>
+        <w:drawing>
+          <wp:inline>
+            <wp:extent cx="5334000" cy="5229411"/>
+            <wp:effectExtent b="0" l="0" r="0" t="0"/>
+            <wp:docPr descr="Figure 4b. ROSIE per-channel RNA specificity across samples — the two models disagree (concordance r=0.12)." title="" id="37" name="Picture"/>
+            <a:graphic>
+              <a:graphicData uri="http://schemas.openxmlformats.org/drawingml/2006/picture">
+                <pic:pic>
+                  <pic:nvPicPr>
+                    <pic:cNvPr descr="/Users/marjoripomarole/projects/brca-her2-pathology-ai/docs/assets/gigatime_vs_rosie_field_level/rosie_partial_r.png" id="38" name="Picture"/>
                     <pic:cNvPicPr>
                       <a:picLocks noChangeArrowheads="1" noChangeAspect="1"/>
                     </pic:cNvPicPr>
@@ -2395,13 +2349,13 @@
           <w:b/>
           <w:bCs/>
         </w:rPr>
-        <w:t xml:space="preserve">Figure 5a.</w:t>
-      </w:r>
-      <w:r>
-        <w:t xml:space="preserve"> </w:t>
-      </w:r>
-      <w:r>
-        <w:t xml:space="preserve">GigaTIME per-channel RNA specificity across samples.</w:t>
+        <w:t xml:space="preserve">Figure 4b.</w:t>
+      </w:r>
+      <w:r>
+        <w:t xml:space="preserve"> </w:t>
+      </w:r>
+      <w:r>
+        <w:t xml:space="preserve">ROSIE per-channel RNA specificity across samples — the two models disagree (concordance r=0.12).</w:t>
       </w:r>
     </w:p>
     <w:p>
@@ -2411,85 +2365,20 @@
       <w:r>
         <w:drawing>
           <wp:inline>
-            <wp:extent cx="5334000" cy="5229411"/>
+            <wp:extent cx="5334000" cy="4445000"/>
             <wp:effectExtent b="0" l="0" r="0" t="0"/>
-            <wp:docPr descr="Figure 5b. ROSIE per-channel RNA specificity across samples — the two models disagree (concordance r=0.12)." title="" id="40" name="Picture"/>
+            <wp:docPr descr="Figure 5. GigaTIME measured-mIF agreement (recomputed) vs independent RNA specificity: agreement does not predict specificity." title="" id="40" name="Picture"/>
             <a:graphic>
               <a:graphicData uri="http://schemas.openxmlformats.org/drawingml/2006/picture">
                 <pic:pic>
                   <pic:nvPicPr>
-                    <pic:cNvPr descr="/Users/marjoripomarole/projects/brca-her2-pathology-ai/docs/assets/gigatime_vs_rosie_field_level/rosie_partial_r.png" id="41" name="Picture"/>
+                    <pic:cNvPr descr="/Users/marjoripomarole/projects/brca-her2-pathology-ai/docs/assets/gigatime_vs_rna_specificity/mif_agreement_vs_rna_specificity_scatter.png" id="41" name="Picture"/>
                     <pic:cNvPicPr>
                       <a:picLocks noChangeArrowheads="1" noChangeAspect="1"/>
                     </pic:cNvPicPr>
                   </pic:nvPicPr>
                   <pic:blipFill>
                     <a:blip r:embed="rId39"/>
-                    <a:stretch>
-                      <a:fillRect/>
-                    </a:stretch>
-                  </pic:blipFill>
-                  <pic:spPr bwMode="auto">
-                    <a:xfrm>
-                      <a:off x="0" y="0"/>
-                      <a:ext cx="5334000" cy="5229411"/>
-                    </a:xfrm>
-                    <a:prstGeom prst="rect">
-                      <a:avLst/>
-                    </a:prstGeom>
-                    <a:noFill/>
-                    <a:ln w="9525">
-                      <a:noFill/>
-                      <a:headEnd/>
-                      <a:tailEnd/>
-                    </a:ln>
-                  </pic:spPr>
-                </pic:pic>
-              </a:graphicData>
-            </a:graphic>
-          </wp:inline>
-        </w:drawing>
-      </w:r>
-    </w:p>
-    <w:p>
-      <w:pPr>
-        <w:pStyle w:val="ImageCaption"/>
-      </w:pPr>
-      <w:r>
-        <w:rPr>
-          <w:b/>
-          <w:bCs/>
-        </w:rPr>
-        <w:t xml:space="preserve">Figure 5b.</w:t>
-      </w:r>
-      <w:r>
-        <w:t xml:space="preserve"> </w:t>
-      </w:r>
-      <w:r>
-        <w:t xml:space="preserve">ROSIE per-channel RNA specificity across samples — the two models disagree (concordance r=0.12).</w:t>
-      </w:r>
-    </w:p>
-    <w:p>
-      <w:pPr>
-        <w:pStyle w:val="CaptionedFigure"/>
-      </w:pPr>
-      <w:r>
-        <w:drawing>
-          <wp:inline>
-            <wp:extent cx="5334000" cy="4445000"/>
-            <wp:effectExtent b="0" l="0" r="0" t="0"/>
-            <wp:docPr descr="Figure 6. GigaTIME measured-mIF agreement (recomputed) vs independent RNA specificity: agreement does not predict specificity." title="" id="43" name="Picture"/>
-            <a:graphic>
-              <a:graphicData uri="http://schemas.openxmlformats.org/drawingml/2006/picture">
-                <pic:pic>
-                  <pic:nvPicPr>
-                    <pic:cNvPr descr="/Users/marjoripomarole/projects/brca-her2-pathology-ai/docs/assets/gigatime_vs_rna_specificity/mif_agreement_vs_rna_specificity_scatter.png" id="44" name="Picture"/>
-                    <pic:cNvPicPr>
-                      <a:picLocks noChangeArrowheads="1" noChangeAspect="1"/>
-                    </pic:cNvPicPr>
-                  </pic:nvPicPr>
-                  <pic:blipFill>
-                    <a:blip r:embed="rId42"/>
                     <a:stretch>
                       <a:fillRect/>
                     </a:stretch>
@@ -2525,7 +2414,7 @@
           <w:b/>
           <w:bCs/>
         </w:rPr>
-        <w:t xml:space="preserve">Figure 6.</w:t>
+        <w:t xml:space="preserve">Figure 5.</w:t>
       </w:r>
       <w:r>
         <w:t xml:space="preserve"> </w:t>
@@ -2534,7 +2423,7 @@
         <w:t xml:space="preserve">GigaTIME measured-mIF agreement (recomputed) vs independent RNA specificity: agreement does not predict specificity.</w:t>
       </w:r>
     </w:p>
-    <w:bookmarkEnd w:id="45"/>
+    <w:bookmarkEnd w:id="42"/>
     <w:sectPr>
       <w:footnotePr>
         <w:numRestart w:val="eachSect"/>

--- a/docs/manuscript_draft.docx
+++ b/docs/manuscript_draft.docx
@@ -2,13 +2,13 @@
 <file path=word/document.xml><?xml version="1.0" encoding="utf-8"?>
 <w:document xmlns:w="http://schemas.openxmlformats.org/wordprocessingml/2006/main" xmlns:m="http://schemas.openxmlformats.org/officeDocument/2006/math" xmlns:r="http://schemas.openxmlformats.org/officeDocument/2006/relationships" xmlns:o="urn:schemas-microsoft-com:office:office" xmlns:v="urn:schemas-microsoft-com:vml" xmlns:w10="urn:schemas-microsoft-com:office:word" xmlns:a="http://schemas.openxmlformats.org/drawingml/2006/main" xmlns:pic="http://schemas.openxmlformats.org/drawingml/2006/picture" xmlns:wp="http://schemas.openxmlformats.org/drawingml/2006/wordprocessingDrawing">
   <w:body>
-    <w:bookmarkStart w:id="23" w:name="Xf561ffbf1ed59b9e97f6a16d6fc052bf5901eab"/>
+    <w:bookmarkStart w:id="24" w:name="Xd56d3484d4c00dc99023478662a0193b893f12f"/>
     <w:p>
       <w:pPr>
         <w:pStyle w:val="Heading1"/>
       </w:pPr>
       <w:r>
-        <w:t xml:space="preserve">An apparent H&amp;E imaging biomarker for HER2-low breast cancer reflects scanner batch, tumor grade, and immune context — not HER2: a cautionary analysis, with a cross-platform/cross-model audit of virtual multiplex-immunofluorescence specificity</w:t>
+        <w:t xml:space="preserve">An apparent H&amp;E imaging biomarker for HER2-low breast cancer reflects scanner batch, tumor grade, and immune context — not HER2: a cautionary analysis, with a cross-platform/cross-model specificity audit of virtual multiplex-immunofluorescence — and an in-domain rescue</w:t>
       </w:r>
     </w:p>
     <w:p>
@@ -20,7 +20,7 @@
           <w:b/>
           <w:bCs/>
         </w:rPr>
-        <w:t xml:space="preserve">Draft manuscript — v1 (2026-06-06).</w:t>
+        <w:t xml:space="preserve">Draft manuscript — v2 (2026-06-07).</w:t>
       </w:r>
       <w:r>
         <w:t xml:space="preserve"> </w:t>
@@ -194,7 +194,20 @@
         <w:t xml:space="preserve"> </w:t>
       </w:r>
       <w:r>
-        <w:t xml:space="preserve">with GigaTIME on which channels were reliable (per-measurement concordance Pearson r=0.12; 44/83 channel-specific calls differed), and GigaTIME’s own measured-mIF agreement did not predict RNA specificity.</w:t>
+        <w:t xml:space="preserve">with GigaTIME on which channels were reliable (per-measurement concordance Pearson r=0.12; 44/83 channel-specific calls differed), and GigaTIME’s own measured-mIF agreement did not predict RNA specificity. Finally, a controlled in-domain experiment (Orion colorectal cancer; same-section H&amp;E + 17-plex CyCIF) shows the failure is</w:t>
+      </w:r>
+      <w:r>
+        <w:t xml:space="preserve"> </w:t>
+      </w:r>
+      <w:r>
+        <w:rPr>
+          <w:b/>
+          <w:bCs/>
+        </w:rPr>
+        <w:t xml:space="preserve">domain shift</w:t>
+      </w:r>
+      <w:r>
+        <w:t xml:space="preserve">: fine-tuning the same architecture in-domain rescues every channel on a held-out specimen (virtual-CD68 vs measured CD68 −0.16→+0.53; PD-L1 −0.11→+0.47; CD8 −0.02→+0.43; 9/9 channels specific vs 6/9), so the ceiling is out-of-domain application, not the approach itself.</w:t>
       </w:r>
     </w:p>
     <w:p>
@@ -212,7 +225,23 @@
         <w:t xml:space="preserve"> </w:t>
       </w:r>
       <w:r>
-        <w:t xml:space="preserve">An apparently biological H&amp;E imaging biomarker for HER2-low disease is explained by scanner/acquisition batch plus tumor grade and immune context, not HER2 protein; and H&amp;E→virtual-mIF channels behave as a broad tissue-compartment contrast rather than faithful per-marker stains. We recommend that H&amp;E biomarker studies include generic-embedding controls and leave-source-site-out validation, prefer single-scanner external cohorts, and that virtual-mIF channels be validated against an independent modality before being used as quantitative cell-type readouts.</w:t>
+        <w:t xml:space="preserve">An apparently biological H&amp;E imaging biomarker for HER2-low disease is explained by scanner/acquisition batch plus tumor grade and immune context, not HER2 protein; and off-the-shelf H&amp;E→virtual-mIF channels behave as a broad tissue-compartment contrast rather than faithful per-marker stains</w:t>
+      </w:r>
+      <w:r>
+        <w:t xml:space="preserve"> </w:t>
+      </w:r>
+      <w:r>
+        <w:rPr>
+          <w:b/>
+          <w:bCs/>
+        </w:rPr>
+        <w:t xml:space="preserve">when applied out of domain</w:t>
+      </w:r>
+      <w:r>
+        <w:t xml:space="preserve"> </w:t>
+      </w:r>
+      <w:r>
+        <w:t xml:space="preserve">— though in-domain fine-tuning restores per-marker specificity, identifying the cause as domain shift rather than a limit of the approach. We recommend that H&amp;E biomarker studies include generic-embedding controls and leave-source-site-out validation, prefer single-scanner external cohorts, and that virtual-mIF channels be validated against an independent modality — and trained or validated in-domain — before being used as quantitative cell-type readouts.</w:t>
       </w:r>
     </w:p>
     <w:p>
@@ -309,7 +338,7 @@
       </w:r>
     </w:p>
     <w:bookmarkEnd w:id="10"/>
-    <w:bookmarkStart w:id="16" w:name="results"/>
+    <w:bookmarkStart w:id="17" w:name="results"/>
     <w:p>
       <w:pPr>
         <w:pStyle w:val="Heading2"/>
@@ -763,14 +792,13 @@
       </w:r>
     </w:p>
     <w:bookmarkEnd w:id="15"/>
-    <w:bookmarkEnd w:id="16"/>
-    <w:bookmarkStart w:id="17" w:name="discussion"/>
-    <w:p>
-      <w:pPr>
-        <w:pStyle w:val="Heading2"/>
-      </w:pPr>
-      <w:r>
-        <w:t xml:space="preserve">3. Discussion</w:t>
+    <w:bookmarkStart w:id="16" w:name="X71616686a8ef9641c8afbc4a8dbe7502cad2975"/>
+    <w:p>
+      <w:pPr>
+        <w:pStyle w:val="Heading3"/>
+      </w:pPr>
+      <w:r>
+        <w:t xml:space="preserve">2.6 In-domain training rescues channel specificity — the failure is domain shift</w:t>
       </w:r>
     </w:p>
     <w:p>
@@ -778,27 +806,72 @@
         <w:pStyle w:val="FirstParagraph"/>
       </w:pPr>
       <w:r>
-        <w:t xml:space="preserve">Across five independent lines of evidence, an apparently biological H&amp;E imaging biomarker for HER2-low disease dissolves into confound: it is best explained by scanner/acquisition batch (slide size, source site), entangled with genuine but non-HER2 morphology (grade and immune context), and it does not require — and is not improved by — a virtual-immune interpretation. The two generic-embedding controls are the most decisive single result: a foundation-model embedding with no marker semantics reproduces the separation and its source-site collapse, so attributing the signal to</w:t>
-      </w:r>
-      <w:r>
-        <w:t xml:space="preserve"> </w:t>
-      </w:r>
-      <w:r>
-        <w:t xml:space="preserve">“virtual immune biology”</w:t>
-      </w:r>
-      <w:r>
-        <w:t xml:space="preserve"> </w:t>
-      </w:r>
-      <w:r>
-        <w:t xml:space="preserve">is unwarranted.</w:t>
-      </w:r>
-    </w:p>
-    <w:p>
-      <w:pPr>
-        <w:pStyle w:val="BodyText"/>
-      </w:pPr>
-      <w:r>
-        <w:t xml:space="preserve">The specificity audit carries a broader methodological message. Virtual-mIF models are validated, by construction, as virtual-X versus measured-X mIF — but high agreement on that in-modality task does not imply that a channel is</w:t>
+        <w:t xml:space="preserve">Every audit above applies models out of domain (lung/colorectal-trained, tested on breast). Is the limited specificity intrinsic to predicting protein-mIF from H&amp;E, or an out-of-domain artifact? We tested this with a controlled in-domain experiment on Orion colorectal cancer (Lin et al. 2023; same-section H&amp;E + 17-plex CyCIF), entirely in-modality (protein-vs-protein, no RNA proxy). Cell-level CyCIF targets were built from the released single-cell table (Otsu-gated marker positivity painted as centroid disks), and the GigaTIME UNet++ was warm-started (fresh head), fine-tuned on five CRC specimens (3,741 tiles), and evaluated on a held-out specimen against the released (out-of-domain) model on the same tissue (Table 2). In-domain training rescued</w:t>
+      </w:r>
+      <w:r>
+        <w:t xml:space="preserve"> </w:t>
+      </w:r>
+      <w:r>
+        <w:rPr>
+          <w:b/>
+          <w:bCs/>
+        </w:rPr>
+        <w:t xml:space="preserve">every</w:t>
+      </w:r>
+      <w:r>
+        <w:t xml:space="preserve"> </w:t>
+      </w:r>
+      <w:r>
+        <w:t xml:space="preserve">channel that had failed out-of-domain: virtual-CD68 vs measured CD68 moved from −0.16 to</w:t>
+      </w:r>
+      <w:r>
+        <w:t xml:space="preserve"> </w:t>
+      </w:r>
+      <w:r>
+        <w:rPr>
+          <w:b/>
+          <w:bCs/>
+        </w:rPr>
+        <w:t xml:space="preserve">+0.53</w:t>
+      </w:r>
+      <w:r>
+        <w:t xml:space="preserve">, PD-L1 from −0.11 to</w:t>
+      </w:r>
+      <w:r>
+        <w:t xml:space="preserve"> </w:t>
+      </w:r>
+      <w:r>
+        <w:rPr>
+          <w:b/>
+          <w:bCs/>
+        </w:rPr>
+        <w:t xml:space="preserve">+0.47</w:t>
+      </w:r>
+      <w:r>
+        <w:t xml:space="preserve">, CD8 from −0.02 to</w:t>
+      </w:r>
+      <w:r>
+        <w:t xml:space="preserve"> </w:t>
+      </w:r>
+      <w:r>
+        <w:rPr>
+          <w:b/>
+          <w:bCs/>
+        </w:rPr>
+        <w:t xml:space="preserve">+0.43</w:t>
+      </w:r>
+      <w:r>
+        <w:t xml:space="preserve">, CK from 0.65 to 0.75, and all 9 channels acquired cellularity-controlled own-marker signal (</w:t>
+      </w:r>
+      <w:r>
+        <w:rPr>
+          <w:b/>
+          <w:bCs/>
+        </w:rPr>
+        <w:t xml:space="preserve">9/9 vs 6/9</w:t>
+      </w:r>
+      <w:r>
+        <w:t xml:space="preserve">). The same architecture, trained in-domain,</w:t>
       </w:r>
       <w:r>
         <w:t xml:space="preserve"> </w:t>
@@ -808,13 +881,134 @@
           <w:i/>
           <w:iCs/>
         </w:rPr>
+        <w:t xml:space="preserve">does</w:t>
+      </w:r>
+      <w:r>
+        <w:t xml:space="preserve"> </w:t>
+      </w:r>
+      <w:r>
+        <w:t xml:space="preserve">learn marker-specific channels — so the specificity ceiling is</w:t>
+      </w:r>
+      <w:r>
+        <w:t xml:space="preserve"> </w:t>
+      </w:r>
+      <w:r>
+        <w:rPr>
+          <w:b/>
+          <w:bCs/>
+        </w:rPr>
+        <w:t xml:space="preserve">domain shift, not a fundamental limit</w:t>
+      </w:r>
+      <w:r>
+        <w:t xml:space="preserve">. (Caveats: channel</w:t>
+      </w:r>
+      <w:r>
+        <w:t xml:space="preserve"> </w:t>
+      </w:r>
+      <w:r>
+        <w:rPr>
+          <w:i/>
+          <w:iCs/>
+        </w:rPr>
+        <w:t xml:space="preserve">isolation</w:t>
+      </w:r>
+      <w:r>
+        <w:t xml:space="preserve"> </w:t>
+      </w:r>
+      <w:r>
+        <w:t xml:space="preserve">stays imperfect — own-marker is the single top correlate for only 3/9 channels even fine-tuned, reflecting immune co-localization — and this is a colorectal demonstration, not a breast proof.)</w:t>
+      </w:r>
+    </w:p>
+    <w:bookmarkEnd w:id="16"/>
+    <w:bookmarkEnd w:id="17"/>
+    <w:bookmarkStart w:id="18" w:name="discussion"/>
+    <w:p>
+      <w:pPr>
+        <w:pStyle w:val="Heading2"/>
+      </w:pPr>
+      <w:r>
+        <w:t xml:space="preserve">3. Discussion</w:t>
+      </w:r>
+    </w:p>
+    <w:p>
+      <w:pPr>
+        <w:pStyle w:val="FirstParagraph"/>
+      </w:pPr>
+      <w:r>
+        <w:t xml:space="preserve">Across five independent lines of evidence, an apparently biological H&amp;E imaging biomarker for HER2-low disease dissolves into confound: it is best explained by scanner/acquisition batch (slide size, source site), entangled with genuine but non-HER2 morphology (grade and immune context), and it does not require — and is not improved by — a virtual-immune interpretation. The two generic-embedding controls are the most decisive single result: a foundation-model embedding with no marker semantics reproduces the separation and its source-site collapse, so attributing the signal to</w:t>
+      </w:r>
+      <w:r>
+        <w:t xml:space="preserve"> </w:t>
+      </w:r>
+      <w:r>
+        <w:t xml:space="preserve">“virtual immune biology”</w:t>
+      </w:r>
+      <w:r>
+        <w:t xml:space="preserve"> </w:t>
+      </w:r>
+      <w:r>
+        <w:t xml:space="preserve">is unwarranted.</w:t>
+      </w:r>
+    </w:p>
+    <w:p>
+      <w:pPr>
+        <w:pStyle w:val="BodyText"/>
+      </w:pPr>
+      <w:r>
+        <w:t xml:space="preserve">The specificity audit carries a broader methodological message. Virtual-mIF models are validated, by construction, as virtual-X versus measured-X mIF — but high agreement on that in-modality task does not imply that a channel is</w:t>
+      </w:r>
+      <w:r>
+        <w:t xml:space="preserve"> </w:t>
+      </w:r>
+      <w:r>
+        <w:rPr>
+          <w:i/>
+          <w:iCs/>
+        </w:rPr>
         <w:t xml:space="preserve">specific</w:t>
       </w:r>
       <w:r>
         <w:t xml:space="preserve"> </w:t>
       </w:r>
       <w:r>
-        <w:t xml:space="preserve">to its marker when tested against an independent modality. We find the channels behave as a coarse epithelium-versus-lymphocyte contrast; only cytokeratin and aggregate T-cell channels survive a cellularity-controlled, independent-modality test, and even those are tissue-variable. That two independent models disagree on which channels are reliable is the strongest version of the caution: the failure is a property of the H&amp;E→virtual-mIF approach in this out-of-domain setting, not of one network. Virtual channels remain useful as interpretive overlays, but should not be read as quantitative cell-type measurements or used as load-bearing biological evidence.</w:t>
+        <w:t xml:space="preserve">to its marker when tested against an independent modality. We find the channels behave as a coarse epithelium-versus-lymphocyte contrast; only cytokeratin and aggregate T-cell channels survive a cellularity-controlled, independent-modality test, and even those are tissue-variable. That two independent models disagree on which channels are reliable is the strongest version of the caution: the failure is a property of out-of-domain application, not of one network. Crucially, a controlled in-domain experiment (§2.6) shows this failure is</w:t>
+      </w:r>
+      <w:r>
+        <w:t xml:space="preserve"> </w:t>
+      </w:r>
+      <w:r>
+        <w:rPr>
+          <w:b/>
+          <w:bCs/>
+        </w:rPr>
+        <w:t xml:space="preserve">domain shift, not intrinsic</w:t>
+      </w:r>
+      <w:r>
+        <w:t xml:space="preserve"> </w:t>
+      </w:r>
+      <w:r>
+        <w:t xml:space="preserve">— the same architecture fine-tuned in-domain recovers per-marker specificity on every channel. The practical implication is therefore not</w:t>
+      </w:r>
+      <w:r>
+        <w:t xml:space="preserve"> </w:t>
+      </w:r>
+      <w:r>
+        <w:t xml:space="preserve">“abandon virtual-mIF”</w:t>
+      </w:r>
+      <w:r>
+        <w:t xml:space="preserve"> </w:t>
+      </w:r>
+      <w:r>
+        <w:t xml:space="preserve">but</w:t>
+      </w:r>
+      <w:r>
+        <w:t xml:space="preserve"> </w:t>
+      </w:r>
+      <w:r>
+        <w:t xml:space="preserve">“do not deploy it out of domain”</w:t>
+      </w:r>
+      <w:r>
+        <w:t xml:space="preserve">: off-the-shelf, cross-organ virtual channels should be treated as interpretive overlays, not quantitative readouts or load-bearing biological evidence, whereas in-domain-trained (and independently validated) channels can carry genuine per-marker signal.</w:t>
       </w:r>
     </w:p>
     <w:p>
@@ -822,7 +1016,23 @@
         <w:pStyle w:val="BodyText"/>
       </w:pPr>
       <w:r>
-        <w:t xml:space="preserve">These findings matter precisely because HER2-low is now actionable. As T-DXd extends to HER2-ultralow, pressure mounts to read the 0/low/ultralow axis off H&amp;E. Our results argue that, at least in the data regimes most readily available (TCGA-style multi-site cohorts; cross-organ virtual-mIF), such readouts are dominated by acquisition and composition artifacts. A trustworthy quantitative HER2 measure for therapy selection will more likely come from a molecular assay than from morphology alone.</w:t>
+        <w:t xml:space="preserve">These findings matter precisely because HER2-low is now actionable. As T-DXd extends to HER2-ultralow, pressure mounts to read the 0/low/ultralow axis off H&amp;E. Our results argue that, at least in the data regimes most readily available (TCGA-style multi-site cohorts; cross-organ virtual-mIF), such readouts are dominated by acquisition and composition artifacts. A trustworthy quantitative HER2 measure for therapy selection will more likely come from a molecular assay than from off-the-shelf morphology models. Conversely, a</w:t>
+      </w:r>
+      <w:r>
+        <w:t xml:space="preserve"> </w:t>
+      </w:r>
+      <w:r>
+        <w:rPr>
+          <w:i/>
+          <w:iCs/>
+        </w:rPr>
+        <w:t xml:space="preserve">constructive</w:t>
+      </w:r>
+      <w:r>
+        <w:t xml:space="preserve"> </w:t>
+      </w:r>
+      <w:r>
+        <w:t xml:space="preserve">path to breast virtual-mIF does exist: §2.6 shows in-domain fine-tuning rescues specificity, so a breast-trained model (given breast H&amp;E + matched multiplex protein) would likely yield marker-specific channels — the current obstacle is data availability (no suitable public breast H&amp;E+mIF cohort), not feasibility.</w:t>
       </w:r>
     </w:p>
     <w:p>
@@ -843,8 +1053,8 @@
         <w:t xml:space="preserve">(1) Benchmark every apparent biomarker against acquisition-confound baselines (slide size, source site) and a generic (non-interpretable) foundation-model embedding; if the embedding reproduces the signal, an interpretive narrative is not warranted. (2) Report leave-source-site-out (or leave-scanner-out) performance, not only random cross-validation. (3) Prefer single-scanner external cohorts with measured clinical covariates for validation. (4) Validate virtual-mIF channels against an independent modality (spatial RNA or, ideally, matched protein mIF) with a cellularity control, and report per-channel specificity rather than only global agreement. (5) Where possible, audit ≥2 models — cross-model disagreement is a direct readout of untrustworthiness.</w:t>
       </w:r>
     </w:p>
-    <w:bookmarkEnd w:id="17"/>
-    <w:bookmarkStart w:id="18" w:name="limitations"/>
+    <w:bookmarkEnd w:id="18"/>
+    <w:bookmarkStart w:id="19" w:name="limitations"/>
     <w:p>
       <w:pPr>
         <w:pStyle w:val="Heading2"/>
@@ -858,11 +1068,11 @@
         <w:pStyle w:val="FirstParagraph"/>
       </w:pPr>
       <w:r>
-        <w:t xml:space="preserve">This is, in part, an internal analysis on TCGA, which cannot prove a signal is biologically meaningless — it shows the virtual-immune framing is not required and that the signal is acquisition-entangled; the external single-scanner cohort addresses this but at modest cohort size for HER2-zero. The literature on HER2-low grade/immune differences is directionally supportive but one immune-direction citation remains to be confirmed in full text. The RNA-specificity audit uses spatial RNA as a proxy for the protein the models predict, imposing a concordance ceiling; we mitigate this with within-RNA row-max tests and a cellularity control (both modality-internal), and the channel-specific (not uniform) pattern of failure cannot be produced by a uniform RNA–protein ceiling — but matched protein mIF would be the gold standard. Both virtual-mIF models are applied out-of-domain to breast; in-domain performance may be higher, though this does not affect the cross-model-disagreement conclusion. Finally, the recomputed GigaTIME mIF agreement uses the released sample test patches, which the authors note differ from (and are lower than) the paper’s full test set; we therefore use it only to demonstrate the agreement-versus-specificity dissociation, not to restate the paper’s reported values.</w:t>
-      </w:r>
-    </w:p>
-    <w:bookmarkEnd w:id="18"/>
-    <w:bookmarkStart w:id="19" w:name="methods"/>
+        <w:t xml:space="preserve">This is, in part, an internal analysis on TCGA, which cannot prove a signal is biologically meaningless — it shows the virtual-immune framing is not required and that the signal is acquisition-entangled; the external single-scanner cohort addresses this but at modest cohort size for HER2-zero. The literature on HER2-low grade/immune differences is directionally supportive but one immune-direction citation remains to be confirmed in full text. The RNA-specificity audit uses spatial RNA as a proxy for the protein the models predict, imposing a concordance ceiling; we mitigate this with within-RNA row-max tests and a cellularity control (both modality-internal), and the channel-specific (not uniform) pattern of failure cannot be produced by a uniform RNA–protein ceiling — but matched protein mIF would be the gold standard. Both virtual-mIF models are applied out-of-domain to breast; §2.6 directly demonstrates (in colorectal) that in-domain fine-tuning rescues specificity, so the out-of-domain audits should be read as a caution about deployment, not a verdict on the approach. That in-domain rescue is shown in colorectal (same-section CyCIF), not breast, and recovers per-marker signal more than perfect channel isolation. Finally, the recomputed GigaTIME mIF agreement uses the released sample test patches, which the authors note differ from (and are lower than) the paper’s full test set; we therefore use it only to demonstrate the agreement-versus-specificity dissociation, not to restate the paper’s reported values.</w:t>
+      </w:r>
+    </w:p>
+    <w:bookmarkEnd w:id="19"/>
+    <w:bookmarkStart w:id="20" w:name="methods"/>
     <w:p>
       <w:pPr>
         <w:pStyle w:val="Heading2"/>
@@ -1031,8 +1241,59 @@
         <w:t xml:space="preserve">GigaTIME’s own virtual-versus-measured-mIF Pearson (its 8×8-box activation-count metric) was recomputed on its released 50-patch sample test set with the released model; gzipped-pickle masks were verified non-executing (pickletools) before loading.</w:t>
       </w:r>
     </w:p>
-    <w:bookmarkEnd w:id="19"/>
-    <w:bookmarkStart w:id="20" w:name="data-and-code-availability"/>
+    <w:p>
+      <w:pPr>
+        <w:pStyle w:val="BodyText"/>
+      </w:pPr>
+      <w:r>
+        <w:rPr>
+          <w:b/>
+          <w:bCs/>
+        </w:rPr>
+        <w:t xml:space="preserve">In-domain fine-tune (domain-shift test).</w:t>
+      </w:r>
+      <w:r>
+        <w:t xml:space="preserve"> </w:t>
+      </w:r>
+      <w:r>
+        <w:t xml:space="preserve">Orion CRC (Lin et al. 2023; same-section H&amp;E + 17-plex CyCIF; anonymous public S3). Cell-level mIF targets were built from the released single-cell table (per-marker Otsu gate on log intensity → positive cells painted as centroid disks, /8-coarsened), avoiding the 100+ GB raw image. The GigaTIME UNet++ was warm-started (released body weights; fresh 9-channel head), trained on CRC02–06 (3,741 tiles, 40 epochs, BCE+Dice, native 256 px) and evaluated on held-out CRC01 with the identical specificity audit (</w:t>
+      </w:r>
+      <w:r>
+        <w:rPr>
+          <w:rStyle w:val="VerbatimChar"/>
+        </w:rPr>
+        <w:t xml:space="preserve">scripts/train_gigatime_orion.py</w:t>
+      </w:r>
+      <w:r>
+        <w:t xml:space="preserve">,</w:t>
+      </w:r>
+      <w:r>
+        <w:t xml:space="preserve"> </w:t>
+      </w:r>
+      <w:r>
+        <w:rPr>
+          <w:rStyle w:val="VerbatimChar"/>
+        </w:rPr>
+        <w:t xml:space="preserve">scripts/validate_gigatime_orion.py</w:t>
+      </w:r>
+      <w:r>
+        <w:t xml:space="preserve">,</w:t>
+      </w:r>
+      <w:r>
+        <w:t xml:space="preserve"> </w:t>
+      </w:r>
+      <w:r>
+        <w:rPr>
+          <w:rStyle w:val="VerbatimChar"/>
+        </w:rPr>
+        <w:t xml:space="preserve">scripts/download_orion_specimens.py</w:t>
+      </w:r>
+      <w:r>
+        <w:t xml:space="preserve">).</w:t>
+      </w:r>
+    </w:p>
+    <w:bookmarkEnd w:id="20"/>
+    <w:bookmarkStart w:id="21" w:name="data-and-code-availability"/>
     <w:p>
       <w:pPr>
         <w:pStyle w:val="Heading2"/>
@@ -1217,6 +1478,42 @@
         <w:t xml:space="preserve">make_gigatime_vs_rna_specificity_figure.py</w:t>
       </w:r>
       <w:r>
+        <w:t xml:space="preserve">,</w:t>
+      </w:r>
+      <w:r>
+        <w:t xml:space="preserve"> </w:t>
+      </w:r>
+      <w:r>
+        <w:rPr>
+          <w:rStyle w:val="VerbatimChar"/>
+        </w:rPr>
+        <w:t xml:space="preserve">download_orion_specimens.py</w:t>
+      </w:r>
+      <w:r>
+        <w:t xml:space="preserve">,</w:t>
+      </w:r>
+      <w:r>
+        <w:t xml:space="preserve"> </w:t>
+      </w:r>
+      <w:r>
+        <w:rPr>
+          <w:rStyle w:val="VerbatimChar"/>
+        </w:rPr>
+        <w:t xml:space="preserve">validate_gigatime_orion.py</w:t>
+      </w:r>
+      <w:r>
+        <w:t xml:space="preserve">,</w:t>
+      </w:r>
+      <w:r>
+        <w:t xml:space="preserve"> </w:t>
+      </w:r>
+      <w:r>
+        <w:rPr>
+          <w:rStyle w:val="VerbatimChar"/>
+        </w:rPr>
+        <w:t xml:space="preserve">train_gigatime_orion.py</w:t>
+      </w:r>
+      <w:r>
         <w:t xml:space="preserve">. Per-run provenance:</w:t>
       </w:r>
       <w:r>
@@ -1238,6 +1535,18 @@
         <w:t xml:space="preserve">MahmoodLab/hest</w:t>
       </w:r>
       <w:r>
+        <w:t xml:space="preserve">); Orion CRC (Lin et al. 2023,</w:t>
+      </w:r>
+      <w:r>
+        <w:t xml:space="preserve"> </w:t>
+      </w:r>
+      <w:r>
+        <w:rPr>
+          <w:rStyle w:val="VerbatimChar"/>
+        </w:rPr>
+        <w:t xml:space="preserve">s3://lin-2023-orion-crc</w:t>
+      </w:r>
+      <w:r>
         <w:t xml:space="preserve">). Models: GigaTIME (</w:t>
       </w:r>
       <w:r>
@@ -1277,8 +1586,8 @@
         <w:t xml:space="preserve">).</w:t>
       </w:r>
     </w:p>
-    <w:bookmarkEnd w:id="20"/>
-    <w:bookmarkStart w:id="21" w:name="figures-and-tables"/>
+    <w:bookmarkEnd w:id="21"/>
+    <w:bookmarkStart w:id="22" w:name="figures-and-tables"/>
     <w:p>
       <w:pPr>
         <w:pStyle w:val="Heading2"/>
@@ -1488,8 +1797,42 @@
         <w:t xml:space="preserve">.</w:t>
       </w:r>
     </w:p>
-    <w:bookmarkEnd w:id="21"/>
-    <w:bookmarkStart w:id="22" w:name="X0485612f7b48d2fb523434fbb25e2a2d46b2bc6"/>
+    <w:p>
+      <w:pPr>
+        <w:pStyle w:val="Compact"/>
+        <w:numPr>
+          <w:ilvl w:val="0"/>
+          <w:numId w:val="1001"/>
+        </w:numPr>
+      </w:pPr>
+      <w:r>
+        <w:rPr>
+          <w:b/>
+          <w:bCs/>
+        </w:rPr>
+        <w:t xml:space="preserve">Table 2.</w:t>
+      </w:r>
+      <w:r>
+        <w:t xml:space="preserve"> </w:t>
+      </w:r>
+      <w:r>
+        <w:t xml:space="preserve">In-domain rescue (Orion CRC): released (out-of-domain) vs fine-tuned (in-domain) cellularity-controlled partial r on held-out CRC01 — CD68 −0.16→+0.53, PD-L1 −0.11→+0.47, CD8 −0.02→+0.43, CK 0.65→0.75; 9/9 channels specific vs 6/9. Source:</w:t>
+      </w:r>
+      <w:r>
+        <w:t xml:space="preserve"> </w:t>
+      </w:r>
+      <w:r>
+        <w:rPr>
+          <w:rStyle w:val="VerbatimChar"/>
+        </w:rPr>
+        <w:t xml:space="preserve">gigatime_orion_finetune_results.md</w:t>
+      </w:r>
+      <w:r>
+        <w:t xml:space="preserve">.</w:t>
+      </w:r>
+    </w:p>
+    <w:bookmarkEnd w:id="22"/>
+    <w:bookmarkStart w:id="23" w:name="X0485612f7b48d2fb523434fbb25e2a2d46b2bc6"/>
     <w:p>
       <w:pPr>
         <w:pStyle w:val="Heading2"/>
@@ -1804,15 +2147,15 @@
         </w:pict>
       </w:r>
     </w:p>
-    <w:bookmarkEnd w:id="22"/>
     <w:bookmarkEnd w:id="23"/>
-    <w:bookmarkStart w:id="42" w:name="table-1-and-figures-rendered"/>
+    <w:bookmarkEnd w:id="24"/>
+    <w:bookmarkStart w:id="46" w:name="tables-and-figures-rendered"/>
     <w:p>
       <w:pPr>
         <w:pStyle w:val="Heading1"/>
       </w:pPr>
       <w:r>
-        <w:t xml:space="preserve">Table 1 and Figures (rendered)</w:t>
+        <w:t xml:space="preserve">Tables and Figures (rendered)</w:t>
       </w:r>
     </w:p>
     <w:p>
@@ -1830,7 +2173,7 @@
         <w:t xml:space="preserve"> </w:t>
       </w:r>
       <w:r>
-        <w:t xml:space="preserve">HER2-low vs HER2-zero classification — balanced accuracy under repeated-CV and leave-source-site-out.</w:t>
+        <w:t xml:space="preserve">HER2-low vs HER2-zero classification — balanced accuracy.</w:t>
       </w:r>
     </w:p>
     <w:tbl>
@@ -2035,6 +2378,409 @@
     </w:tbl>
     <w:p>
       <w:pPr>
+        <w:pStyle w:val="BodyText"/>
+      </w:pPr>
+      <w:r>
+        <w:rPr>
+          <w:b/>
+          <w:bCs/>
+        </w:rPr>
+        <w:t xml:space="preserve">Table 2.</w:t>
+      </w:r>
+      <w:r>
+        <w:t xml:space="preserve"> </w:t>
+      </w:r>
+      <w:r>
+        <w:t xml:space="preserve">In-domain rescue (Orion CRC, held-out CRC01) — cellularity-controlled partial r.</w:t>
+      </w:r>
+    </w:p>
+    <w:tbl>
+      <w:tblPr>
+        <w:tblStyle w:val="Table"/>
+        <w:tblW w:type="auto" w:w="0"/>
+        <w:tblLook w:firstRow="1" w:lastRow="0" w:firstColumn="0" w:lastColumn="0" w:noHBand="0" w:noVBand="0" w:val="0020"/>
+      </w:tblPr>
+      <w:tblGrid>
+        <w:gridCol w:w="2640"/>
+        <w:gridCol w:w="2640"/>
+        <w:gridCol w:w="2640"/>
+      </w:tblGrid>
+      <w:tr>
+        <w:trPr>
+          <w:tblHeader w:val="on"/>
+        </w:trPr>
+        <w:tc>
+          <w:tcPr/>
+          <w:p>
+            <w:pPr>
+              <w:pStyle w:val="Compact"/>
+            </w:pPr>
+            <w:r>
+              <w:t xml:space="preserve">Channel</w:t>
+            </w:r>
+          </w:p>
+        </w:tc>
+        <w:tc>
+          <w:tcPr/>
+          <w:p>
+            <w:pPr>
+              <w:pStyle w:val="Compact"/>
+              <w:jc w:val="right"/>
+            </w:pPr>
+            <w:r>
+              <w:t xml:space="preserve">Released (out-of-domain)</w:t>
+            </w:r>
+          </w:p>
+        </w:tc>
+        <w:tc>
+          <w:tcPr/>
+          <w:p>
+            <w:pPr>
+              <w:pStyle w:val="Compact"/>
+              <w:jc w:val="right"/>
+            </w:pPr>
+            <w:r>
+              <w:t xml:space="preserve">Fine-tuned (in-domain)</w:t>
+            </w:r>
+          </w:p>
+        </w:tc>
+      </w:tr>
+      <w:tr>
+        <w:tc>
+          <w:tcPr/>
+          <w:p>
+            <w:pPr>
+              <w:pStyle w:val="Compact"/>
+            </w:pPr>
+            <w:r>
+              <w:t xml:space="preserve">CD68</w:t>
+            </w:r>
+          </w:p>
+        </w:tc>
+        <w:tc>
+          <w:tcPr/>
+          <w:p>
+            <w:pPr>
+              <w:pStyle w:val="Compact"/>
+              <w:jc w:val="right"/>
+            </w:pPr>
+            <w:r>
+              <w:t xml:space="preserve">-0.16</w:t>
+            </w:r>
+          </w:p>
+        </w:tc>
+        <w:tc>
+          <w:tcPr/>
+          <w:p>
+            <w:pPr>
+              <w:pStyle w:val="Compact"/>
+              <w:jc w:val="right"/>
+            </w:pPr>
+            <w:r>
+              <w:t xml:space="preserve">+0.53</w:t>
+            </w:r>
+          </w:p>
+        </w:tc>
+      </w:tr>
+      <w:tr>
+        <w:tc>
+          <w:tcPr/>
+          <w:p>
+            <w:pPr>
+              <w:pStyle w:val="Compact"/>
+            </w:pPr>
+            <w:r>
+              <w:t xml:space="preserve">PD-L1</w:t>
+            </w:r>
+          </w:p>
+        </w:tc>
+        <w:tc>
+          <w:tcPr/>
+          <w:p>
+            <w:pPr>
+              <w:pStyle w:val="Compact"/>
+              <w:jc w:val="right"/>
+            </w:pPr>
+            <w:r>
+              <w:t xml:space="preserve">-0.11</w:t>
+            </w:r>
+          </w:p>
+        </w:tc>
+        <w:tc>
+          <w:tcPr/>
+          <w:p>
+            <w:pPr>
+              <w:pStyle w:val="Compact"/>
+              <w:jc w:val="right"/>
+            </w:pPr>
+            <w:r>
+              <w:t xml:space="preserve">+0.47</w:t>
+            </w:r>
+          </w:p>
+        </w:tc>
+      </w:tr>
+      <w:tr>
+        <w:tc>
+          <w:tcPr/>
+          <w:p>
+            <w:pPr>
+              <w:pStyle w:val="Compact"/>
+            </w:pPr>
+            <w:r>
+              <w:t xml:space="preserve">CD8</w:t>
+            </w:r>
+          </w:p>
+        </w:tc>
+        <w:tc>
+          <w:tcPr/>
+          <w:p>
+            <w:pPr>
+              <w:pStyle w:val="Compact"/>
+              <w:jc w:val="right"/>
+            </w:pPr>
+            <w:r>
+              <w:t xml:space="preserve">-0.02</w:t>
+            </w:r>
+          </w:p>
+        </w:tc>
+        <w:tc>
+          <w:tcPr/>
+          <w:p>
+            <w:pPr>
+              <w:pStyle w:val="Compact"/>
+              <w:jc w:val="right"/>
+            </w:pPr>
+            <w:r>
+              <w:t xml:space="preserve">+0.43</w:t>
+            </w:r>
+          </w:p>
+        </w:tc>
+      </w:tr>
+      <w:tr>
+        <w:tc>
+          <w:tcPr/>
+          <w:p>
+            <w:pPr>
+              <w:pStyle w:val="Compact"/>
+            </w:pPr>
+            <w:r>
+              <w:t xml:space="preserve">Ki67</w:t>
+            </w:r>
+          </w:p>
+        </w:tc>
+        <w:tc>
+          <w:tcPr/>
+          <w:p>
+            <w:pPr>
+              <w:pStyle w:val="Compact"/>
+              <w:jc w:val="right"/>
+            </w:pPr>
+            <w:r>
+              <w:t xml:space="preserve">0.22</w:t>
+            </w:r>
+          </w:p>
+        </w:tc>
+        <w:tc>
+          <w:tcPr/>
+          <w:p>
+            <w:pPr>
+              <w:pStyle w:val="Compact"/>
+              <w:jc w:val="right"/>
+            </w:pPr>
+            <w:r>
+              <w:t xml:space="preserve">0.46</w:t>
+            </w:r>
+          </w:p>
+        </w:tc>
+      </w:tr>
+      <w:tr>
+        <w:tc>
+          <w:tcPr/>
+          <w:p>
+            <w:pPr>
+              <w:pStyle w:val="Compact"/>
+            </w:pPr>
+            <w:r>
+              <w:t xml:space="preserve">CK</w:t>
+            </w:r>
+          </w:p>
+        </w:tc>
+        <w:tc>
+          <w:tcPr/>
+          <w:p>
+            <w:pPr>
+              <w:pStyle w:val="Compact"/>
+              <w:jc w:val="right"/>
+            </w:pPr>
+            <w:r>
+              <w:t xml:space="preserve">0.65</w:t>
+            </w:r>
+          </w:p>
+        </w:tc>
+        <w:tc>
+          <w:tcPr/>
+          <w:p>
+            <w:pPr>
+              <w:pStyle w:val="Compact"/>
+              <w:jc w:val="right"/>
+            </w:pPr>
+            <w:r>
+              <w:t xml:space="preserve">0.75</w:t>
+            </w:r>
+          </w:p>
+        </w:tc>
+      </w:tr>
+      <w:tr>
+        <w:tc>
+          <w:tcPr/>
+          <w:p>
+            <w:pPr>
+              <w:pStyle w:val="Compact"/>
+            </w:pPr>
+            <w:r>
+              <w:t xml:space="preserve">CD3</w:t>
+            </w:r>
+          </w:p>
+        </w:tc>
+        <w:tc>
+          <w:tcPr/>
+          <w:p>
+            <w:pPr>
+              <w:pStyle w:val="Compact"/>
+              <w:jc w:val="right"/>
+            </w:pPr>
+            <w:r>
+              <w:t xml:space="preserve">0.52</w:t>
+            </w:r>
+          </w:p>
+        </w:tc>
+        <w:tc>
+          <w:tcPr/>
+          <w:p>
+            <w:pPr>
+              <w:pStyle w:val="Compact"/>
+              <w:jc w:val="right"/>
+            </w:pPr>
+            <w:r>
+              <w:t xml:space="preserve">0.61</w:t>
+            </w:r>
+          </w:p>
+        </w:tc>
+      </w:tr>
+      <w:tr>
+        <w:tc>
+          <w:tcPr/>
+          <w:p>
+            <w:pPr>
+              <w:pStyle w:val="Compact"/>
+            </w:pPr>
+            <w:r>
+              <w:t xml:space="preserve">CD4</w:t>
+            </w:r>
+          </w:p>
+        </w:tc>
+        <w:tc>
+          <w:tcPr/>
+          <w:p>
+            <w:pPr>
+              <w:pStyle w:val="Compact"/>
+              <w:jc w:val="right"/>
+            </w:pPr>
+            <w:r>
+              <w:t xml:space="preserve">0.51</w:t>
+            </w:r>
+          </w:p>
+        </w:tc>
+        <w:tc>
+          <w:tcPr/>
+          <w:p>
+            <w:pPr>
+              <w:pStyle w:val="Compact"/>
+              <w:jc w:val="right"/>
+            </w:pPr>
+            <w:r>
+              <w:t xml:space="preserve">0.60</w:t>
+            </w:r>
+          </w:p>
+        </w:tc>
+      </w:tr>
+      <w:tr>
+        <w:tc>
+          <w:tcPr/>
+          <w:p>
+            <w:pPr>
+              <w:pStyle w:val="Compact"/>
+            </w:pPr>
+            <w:r>
+              <w:t xml:space="preserve">CD20</w:t>
+            </w:r>
+          </w:p>
+        </w:tc>
+        <w:tc>
+          <w:tcPr/>
+          <w:p>
+            <w:pPr>
+              <w:pStyle w:val="Compact"/>
+              <w:jc w:val="right"/>
+            </w:pPr>
+            <w:r>
+              <w:t xml:space="preserve">0.20</w:t>
+            </w:r>
+          </w:p>
+        </w:tc>
+        <w:tc>
+          <w:tcPr/>
+          <w:p>
+            <w:pPr>
+              <w:pStyle w:val="Compact"/>
+              <w:jc w:val="right"/>
+            </w:pPr>
+            <w:r>
+              <w:t xml:space="preserve">0.22</w:t>
+            </w:r>
+          </w:p>
+        </w:tc>
+      </w:tr>
+      <w:tr>
+        <w:tc>
+          <w:tcPr/>
+          <w:p>
+            <w:pPr>
+              <w:pStyle w:val="Compact"/>
+            </w:pPr>
+            <w:r>
+              <w:t xml:space="preserve">PD-1</w:t>
+            </w:r>
+          </w:p>
+        </w:tc>
+        <w:tc>
+          <w:tcPr/>
+          <w:p>
+            <w:pPr>
+              <w:pStyle w:val="Compact"/>
+              <w:jc w:val="right"/>
+            </w:pPr>
+            <w:r>
+              <w:t xml:space="preserve">0.05</w:t>
+            </w:r>
+          </w:p>
+        </w:tc>
+        <w:tc>
+          <w:tcPr/>
+          <w:p>
+            <w:pPr>
+              <w:pStyle w:val="Compact"/>
+              <w:jc w:val="right"/>
+            </w:pPr>
+            <w:r>
+              <w:t xml:space="preserve">0.07</w:t>
+            </w:r>
+          </w:p>
+        </w:tc>
+      </w:tr>
+    </w:tbl>
+    <w:p>
+      <w:pPr>
         <w:pStyle w:val="CaptionedFigure"/>
       </w:pPr>
       <w:r>
@@ -2042,18 +2788,18 @@
           <wp:inline>
             <wp:extent cx="5334000" cy="2712796"/>
             <wp:effectExtent b="0" l="0" r="0" t="0"/>
-            <wp:docPr descr="Figure 1. The confound in one panel: HER2-low-vs-zero balanced accuracy for GigaTIME virtual channels vs a generic foundation-model embedding (H-Optimus-0) vs slide-size and source-site baselines, under repeated cross-validation versus leave-source-site-out. Slide-size stays high under both; the image features collapse under source-site holdout." title="" id="25" name="Picture"/>
+            <wp:docPr descr="Figure 1. The confound in one panel: HER2-low-vs-zero balanced accuracy, GigaTIME vs generic embedding vs slide-size/source-site, repeated-CV vs leave-source-site-out." title="" id="26" name="Picture"/>
             <a:graphic>
               <a:graphicData uri="http://schemas.openxmlformats.org/drawingml/2006/picture">
                 <pic:pic>
                   <pic:nvPicPr>
-                    <pic:cNvPr descr="/Users/marjoripomarole/projects/brca-her2-pathology-ai/docs/assets/clinical_her2_high_trust_tile128_hoptimus_embedding_control/embedding_control_balanced_accuracy.png" id="26" name="Picture"/>
+                    <pic:cNvPr descr="/Users/marjoripomarole/projects/brca-her2-pathology-ai/docs/assets/clinical_her2_high_trust_tile128_hoptimus_embedding_control/embedding_control_balanced_accuracy.png" id="27" name="Picture"/>
                     <pic:cNvPicPr>
                       <a:picLocks noChangeArrowheads="1" noChangeAspect="1"/>
                     </pic:cNvPicPr>
                   </pic:nvPicPr>
                   <pic:blipFill>
-                    <a:blip r:embed="rId24"/>
+                    <a:blip r:embed="rId25"/>
                     <a:stretch>
                       <a:fillRect/>
                     </a:stretch>
@@ -2095,7 +2841,7 @@
         <w:t xml:space="preserve"> </w:t>
       </w:r>
       <w:r>
-        <w:t xml:space="preserve">The confound in one panel: HER2-low-vs-zero balanced accuracy for GigaTIME virtual channels vs a generic foundation-model embedding (H-Optimus-0) vs slide-size and source-site baselines, under repeated cross-validation versus leave-source-site-out. Slide-size stays high under both; the image features collapse under source-site holdout.</w:t>
+        <w:t xml:space="preserve">The confound in one panel: HER2-low-vs-zero balanced accuracy, GigaTIME vs generic embedding vs slide-size/source-site, repeated-CV vs leave-source-site-out.</w:t>
       </w:r>
     </w:p>
     <w:p>
@@ -2107,18 +2853,18 @@
           <wp:inline>
             <wp:extent cx="5334000" cy="2526338"/>
             <wp:effectExtent b="0" l="0" r="0" t="0"/>
-            <wp:docPr descr="Figure 2. External single-scanner cohort (BCNB): two-model performance and concordance." title="" id="28" name="Picture"/>
+            <wp:docPr descr="Figure 2. External single-scanner cohort (BCNB): two-model performance and concordance." title="" id="29" name="Picture"/>
             <a:graphic>
               <a:graphicData uri="http://schemas.openxmlformats.org/drawingml/2006/picture">
                 <pic:pic>
                   <pic:nvPicPr>
-                    <pic:cNvPr descr="/Users/marjoripomarole/projects/brca-her2-pathology-ai/docs/assets/bcnb_patch_model_comparison_hoptimus0_virchow2_hash_capped10_low_zero/bcnb_patch_model_comparison_metrics.png" id="29" name="Picture"/>
+                    <pic:cNvPr descr="/Users/marjoripomarole/projects/brca-her2-pathology-ai/docs/assets/bcnb_patch_model_comparison_hoptimus0_virchow2_hash_capped10_low_zero/bcnb_patch_model_comparison_metrics.png" id="30" name="Picture"/>
                     <pic:cNvPicPr>
                       <a:picLocks noChangeArrowheads="1" noChangeAspect="1"/>
                     </pic:cNvPicPr>
                   </pic:nvPicPr>
                   <pic:blipFill>
-                    <a:blip r:embed="rId27"/>
+                    <a:blip r:embed="rId28"/>
                     <a:stretch>
                       <a:fillRect/>
                     </a:stretch>
@@ -2172,18 +2918,18 @@
           <wp:inline>
             <wp:extent cx="5334000" cy="5010018"/>
             <wp:effectExtent b="0" l="0" r="0" t="0"/>
-            <wp:docPr descr="Figure 3. Cross-sample virtual-channel RNA specificity (cellularity-controlled partial r; 9 sections, 2 platforms)." title="" id="31" name="Picture"/>
+            <wp:docPr descr="Figure 3. Cross-sample virtual-channel RNA specificity (9 sections, 2 platforms)." title="" id="32" name="Picture"/>
             <a:graphic>
               <a:graphicData uri="http://schemas.openxmlformats.org/drawingml/2006/picture">
                 <pic:pic>
                   <pic:nvPicPr>
-                    <pic:cNvPr descr="/Users/marjoripomarole/projects/brca-her2-pathology-ai/docs/assets/hest_rna_validation_summary/cross_sample_partial_r.png" id="32" name="Picture"/>
+                    <pic:cNvPr descr="/Users/marjoripomarole/projects/brca-her2-pathology-ai/docs/assets/hest_rna_validation_summary/cross_sample_partial_r.png" id="33" name="Picture"/>
                     <pic:cNvPicPr>
                       <a:picLocks noChangeArrowheads="1" noChangeAspect="1"/>
                     </pic:cNvPicPr>
                   </pic:nvPicPr>
                   <pic:blipFill>
-                    <a:blip r:embed="rId30"/>
+                    <a:blip r:embed="rId31"/>
                     <a:stretch>
                       <a:fillRect/>
                     </a:stretch>
@@ -2225,7 +2971,7 @@
         <w:t xml:space="preserve"> </w:t>
       </w:r>
       <w:r>
-        <w:t xml:space="preserve">Cross-sample virtual-channel RNA specificity (cellularity-controlled partial r; 9 sections, 2 platforms).</w:t>
+        <w:t xml:space="preserve">Cross-sample virtual-channel RNA specificity (9 sections, 2 platforms).</w:t>
       </w:r>
     </w:p>
     <w:p>
@@ -2237,18 +2983,18 @@
           <wp:inline>
             <wp:extent cx="5334000" cy="5229411"/>
             <wp:effectExtent b="0" l="0" r="0" t="0"/>
-            <wp:docPr descr="Figure 4a. GigaTIME per-channel RNA specificity across samples." title="" id="34" name="Picture"/>
+            <wp:docPr descr="Figure 4a. GigaTIME per-channel RNA specificity across samples." title="" id="35" name="Picture"/>
             <a:graphic>
               <a:graphicData uri="http://schemas.openxmlformats.org/drawingml/2006/picture">
                 <pic:pic>
                   <pic:nvPicPr>
-                    <pic:cNvPr descr="/Users/marjoripomarole/projects/brca-her2-pathology-ai/docs/assets/gigatime_vs_rosie_field_level/gigatime_partial_r.png" id="35" name="Picture"/>
+                    <pic:cNvPr descr="/Users/marjoripomarole/projects/brca-her2-pathology-ai/docs/assets/gigatime_vs_rosie_field_level/gigatime_partial_r.png" id="36" name="Picture"/>
                     <pic:cNvPicPr>
                       <a:picLocks noChangeArrowheads="1" noChangeAspect="1"/>
                     </pic:cNvPicPr>
                   </pic:nvPicPr>
                   <pic:blipFill>
-                    <a:blip r:embed="rId33"/>
+                    <a:blip r:embed="rId34"/>
                     <a:stretch>
                       <a:fillRect/>
                     </a:stretch>
@@ -2302,18 +3048,18 @@
           <wp:inline>
             <wp:extent cx="5334000" cy="5229411"/>
             <wp:effectExtent b="0" l="0" r="0" t="0"/>
-            <wp:docPr descr="Figure 4b. ROSIE per-channel RNA specificity across samples — the two models disagree (concordance r=0.12)." title="" id="37" name="Picture"/>
+            <wp:docPr descr="Figure 4b. ROSIE per-channel RNA specificity — the two models disagree (r=0.12)." title="" id="38" name="Picture"/>
             <a:graphic>
               <a:graphicData uri="http://schemas.openxmlformats.org/drawingml/2006/picture">
                 <pic:pic>
                   <pic:nvPicPr>
-                    <pic:cNvPr descr="/Users/marjoripomarole/projects/brca-her2-pathology-ai/docs/assets/gigatime_vs_rosie_field_level/rosie_partial_r.png" id="38" name="Picture"/>
+                    <pic:cNvPr descr="/Users/marjoripomarole/projects/brca-her2-pathology-ai/docs/assets/gigatime_vs_rosie_field_level/rosie_partial_r.png" id="39" name="Picture"/>
                     <pic:cNvPicPr>
                       <a:picLocks noChangeArrowheads="1" noChangeAspect="1"/>
                     </pic:cNvPicPr>
                   </pic:nvPicPr>
                   <pic:blipFill>
-                    <a:blip r:embed="rId36"/>
+                    <a:blip r:embed="rId37"/>
                     <a:stretch>
                       <a:fillRect/>
                     </a:stretch>
@@ -2355,7 +3101,7 @@
         <w:t xml:space="preserve"> </w:t>
       </w:r>
       <w:r>
-        <w:t xml:space="preserve">ROSIE per-channel RNA specificity across samples — the two models disagree (concordance r=0.12).</w:t>
+        <w:t xml:space="preserve">ROSIE per-channel RNA specificity — the two models disagree (r=0.12).</w:t>
       </w:r>
     </w:p>
     <w:p>
@@ -2367,18 +3113,18 @@
           <wp:inline>
             <wp:extent cx="5334000" cy="4445000"/>
             <wp:effectExtent b="0" l="0" r="0" t="0"/>
-            <wp:docPr descr="Figure 5. GigaTIME measured-mIF agreement (recomputed) vs independent RNA specificity: agreement does not predict specificity." title="" id="40" name="Picture"/>
+            <wp:docPr descr="Figure 5. GigaTIME measured-mIF agreement (recomputed) vs independent RNA specificity." title="" id="41" name="Picture"/>
             <a:graphic>
               <a:graphicData uri="http://schemas.openxmlformats.org/drawingml/2006/picture">
                 <pic:pic>
                   <pic:nvPicPr>
-                    <pic:cNvPr descr="/Users/marjoripomarole/projects/brca-her2-pathology-ai/docs/assets/gigatime_vs_rna_specificity/mif_agreement_vs_rna_specificity_scatter.png" id="41" name="Picture"/>
+                    <pic:cNvPr descr="/Users/marjoripomarole/projects/brca-her2-pathology-ai/docs/assets/gigatime_vs_rna_specificity/mif_agreement_vs_rna_specificity_scatter.png" id="42" name="Picture"/>
                     <pic:cNvPicPr>
                       <a:picLocks noChangeArrowheads="1" noChangeAspect="1"/>
                     </pic:cNvPicPr>
                   </pic:nvPicPr>
                   <pic:blipFill>
-                    <a:blip r:embed="rId39"/>
+                    <a:blip r:embed="rId40"/>
                     <a:stretch>
                       <a:fillRect/>
                     </a:stretch>
@@ -2420,10 +3166,75 @@
         <w:t xml:space="preserve"> </w:t>
       </w:r>
       <w:r>
-        <w:t xml:space="preserve">GigaTIME measured-mIF agreement (recomputed) vs independent RNA specificity: agreement does not predict specificity.</w:t>
-      </w:r>
-    </w:p>
-    <w:bookmarkEnd w:id="42"/>
+        <w:t xml:space="preserve">GigaTIME measured-mIF agreement (recomputed) vs independent RNA specificity.</w:t>
+      </w:r>
+    </w:p>
+    <w:p>
+      <w:pPr>
+        <w:pStyle w:val="CaptionedFigure"/>
+      </w:pPr>
+      <w:r>
+        <w:drawing>
+          <wp:inline>
+            <wp:extent cx="5334000" cy="5334000"/>
+            <wp:effectExtent b="0" l="0" r="0" t="0"/>
+            <wp:docPr descr="Figure 6. In-domain fine-tuned model (Orion CRC, held-out): per-channel specificity matrix — every channel rescued." title="" id="44" name="Picture"/>
+            <a:graphic>
+              <a:graphicData uri="http://schemas.openxmlformats.org/drawingml/2006/picture">
+                <pic:pic>
+                  <pic:nvPicPr>
+                    <pic:cNvPr descr="/Users/marjoripomarole/projects/brca-her2-pathology-ai/docs/assets/gigatime_orion_finetune/specificity_matrix.png" id="45" name="Picture"/>
+                    <pic:cNvPicPr>
+                      <a:picLocks noChangeArrowheads="1" noChangeAspect="1"/>
+                    </pic:cNvPicPr>
+                  </pic:nvPicPr>
+                  <pic:blipFill>
+                    <a:blip r:embed="rId43"/>
+                    <a:stretch>
+                      <a:fillRect/>
+                    </a:stretch>
+                  </pic:blipFill>
+                  <pic:spPr bwMode="auto">
+                    <a:xfrm>
+                      <a:off x="0" y="0"/>
+                      <a:ext cx="5334000" cy="5334000"/>
+                    </a:xfrm>
+                    <a:prstGeom prst="rect">
+                      <a:avLst/>
+                    </a:prstGeom>
+                    <a:noFill/>
+                    <a:ln w="9525">
+                      <a:noFill/>
+                      <a:headEnd/>
+                      <a:tailEnd/>
+                    </a:ln>
+                  </pic:spPr>
+                </pic:pic>
+              </a:graphicData>
+            </a:graphic>
+          </wp:inline>
+        </w:drawing>
+      </w:r>
+    </w:p>
+    <w:p>
+      <w:pPr>
+        <w:pStyle w:val="ImageCaption"/>
+      </w:pPr>
+      <w:r>
+        <w:rPr>
+          <w:b/>
+          <w:bCs/>
+        </w:rPr>
+        <w:t xml:space="preserve">Figure 6.</w:t>
+      </w:r>
+      <w:r>
+        <w:t xml:space="preserve"> </w:t>
+      </w:r>
+      <w:r>
+        <w:t xml:space="preserve">In-domain fine-tuned model (Orion CRC, held-out): per-channel specificity matrix — every channel rescued.</w:t>
+      </w:r>
+    </w:p>
+    <w:bookmarkEnd w:id="46"/>
     <w:sectPr>
       <w:footnotePr>
         <w:numRestart w:val="eachSect"/>
